--- a/documentacion/tesis/Capitulo2_MarcoTeorico.docx
+++ b/documentacion/tesis/Capitulo2_MarcoTeorico.docx
@@ -135,7 +135,7 @@
           <w:sz w:val="24"/>
           <w:szCs w:val="24"/>
         </w:rPr>
-        <w:t xml:space="preserve">Tesis de Licenciatura en Biología</w:t>
+        <w:t xml:space="preserve">Tesis de Maestría</w:t>
       </w:r>
     </w:p>
     <w:p>
